--- a/みえるクラウド事業_環境分析_20261014.docx
+++ b/みえるクラウド事業_環境分析_20261014.docx
@@ -20,7 +20,7 @@
           <w:bCs/>
           <w:b/>
         </w:rPr>
-        <w:t xml:space="preserve">作成: 2026/10/14 ／ 対象: セブンセンスマーケティング株式会社「みえるクラウド®ログ」および関連事業</w:t>
+        <w:t xml:space="preserve">作成: 2026/10/14（同日改訂：商標・導入社数・AI評価方針について当社確認事項を反映） ／ 対象: セブンセンスマーケティング株式会社「みえるクラウド®ログ」および関連事業</w:t>
       </w:r>
     </w:p>
     <w:p>
@@ -150,23 +150,13 @@
           <w:bCs/>
           <w:b/>
         </w:rPr>
-        <w:t xml:space="preserve">事業リスクで見落とされやすい点が3つある。</w:t>
+        <w:t xml:space="preserve">最大の外部リスクは「従業員監視」への規制と社会の目線。</w:t>
       </w:r>
       <w:r>
         <w:t xml:space="preserve"> </w:t>
       </w:r>
       <w:r>
-        <w:t xml:space="preserve">①「みえるクラウド」の登録商標が</w:t>
-      </w:r>
-      <w:r>
-        <w:rPr>
-          <w:bCs/>
-          <w:b/>
-        </w:rPr>
-        <w:t xml:space="preserve">他社（株式会社CONNECTIONS）名義</w:t>
-      </w:r>
-      <w:r>
-        <w:t xml:space="preserve">になっている。②導入社数の公表値が媒体ごとにばらついている（100社〜300社以上）。③「従業員監視」に対する規制と社会の目線。①②は信頼性とM&amp;A・資本政策に直結するため、早めに整理するよう推奨します。</w:t>
+        <w:t xml:space="preserve">労働者の個人情報保護に関する指針では、AIなどの自動処理の結果だけで人事評価を決めることは原則禁止です。当社はもともとこの使い方を推奨していません。この方針を「評価の最終判断は人が行う」という設計思想として製品と営業資料に明記すれば、リスク対策がそのまま差別化になります。</w:t>
       </w:r>
     </w:p>
     <w:p>
@@ -1024,105 +1014,112 @@
               <w:jc w:val="left"/>
             </w:pPr>
             <w:r>
-              <w:t xml:space="preserve">公式LP「300社以上」／比較サイト「100社以上」「150社超」「200社以上」／アイミツ「情報なし」</w:t>
-            </w:r>
-          </w:p>
-        </w:tc>
-        <w:tc>
-          <w:tcPr/>
-          <w:p>
-            <w:pPr>
-              <w:pStyle w:val="Compact"/>
-              <w:jc w:val="left"/>
-            </w:pPr>
-            <w:r>
-              <w:t xml:space="preserve">広告表示（景表法）・審査・商談での信頼性</w:t>
-            </w:r>
-          </w:p>
-        </w:tc>
-      </w:tr>
-      <w:tr>
-        <w:tc>
-          <w:tcPr/>
-          <w:p>
-            <w:pPr>
-              <w:pStyle w:val="Compact"/>
-              <w:jc w:val="left"/>
-            </w:pPr>
-            <w:r>
-              <w:t xml:space="preserve">「日本初」</w:t>
-            </w:r>
-          </w:p>
-        </w:tc>
-        <w:tc>
-          <w:tcPr/>
-          <w:p>
-            <w:pPr>
-              <w:pStyle w:val="Compact"/>
-              <w:jc w:val="left"/>
-            </w:pPr>
-            <w:r>
-              <w:t xml:space="preserve">根拠は「自社調べ（2026/10/1 Web調査）」。比較対象のツール数は非公表</w:t>
-            </w:r>
-          </w:p>
-        </w:tc>
-        <w:tc>
-          <w:tcPr/>
-          <w:p>
-            <w:pPr>
-              <w:pStyle w:val="Compact"/>
-              <w:jc w:val="left"/>
-            </w:pPr>
-            <w:r>
-              <w:t xml:space="preserve">優良誤認リスク。広告審査で裏づけを求められる可能性</w:t>
-            </w:r>
-          </w:p>
-        </w:tc>
-      </w:tr>
-      <w:tr>
-        <w:tc>
-          <w:tcPr/>
-          <w:p>
-            <w:pPr>
-              <w:pStyle w:val="Compact"/>
-              <w:jc w:val="left"/>
-            </w:pPr>
-            <w:r>
-              <w:t xml:space="preserve">商標</w:t>
-            </w:r>
-          </w:p>
-        </w:tc>
-        <w:tc>
-          <w:tcPr/>
-          <w:p>
-            <w:pPr>
-              <w:pStyle w:val="Compact"/>
-              <w:jc w:val="left"/>
-            </w:pPr>
-            <w:r>
-              <w:t xml:space="preserve">「みえるクラウド」は</w:t>
-            </w:r>
-            <w:r>
               <w:rPr>
                 <w:bCs/>
                 <w:b/>
               </w:rPr>
-              <w:t xml:space="preserve">株式会社CONNECTIONSの登録商標</w:t>
-            </w:r>
-            <w:r>
-              <w:t xml:space="preserve">と表記</w:t>
-            </w:r>
-          </w:p>
-        </w:tc>
-        <w:tc>
-          <w:tcPr/>
-          <w:p>
-            <w:pPr>
-              <w:pStyle w:val="Compact"/>
-              <w:jc w:val="left"/>
-            </w:pPr>
-            <w:r>
-              <w:t xml:space="preserve">ブランドの帰属・ライセンス条件・譲渡時の扱い</w:t>
+              <w:t xml:space="preserve">公式値は「300社以上」で確定</w:t>
+            </w:r>
+            <w:r>
+              <w:t xml:space="preserve">（当社確認済み）。一部の比較サイトには旧い数値（100社以上・150社超・200社以上）や「情報なし」が残っている</w:t>
+            </w:r>
+          </w:p>
+        </w:tc>
+        <w:tc>
+          <w:tcPr/>
+          <w:p>
+            <w:pPr>
+              <w:pStyle w:val="Compact"/>
+              <w:jc w:val="left"/>
+            </w:pPr>
+            <w:r>
+              <w:t xml:space="preserve">比較検討の段階で過小評価される。掲載媒体に最新値への更新を依頼するとよい</w:t>
+            </w:r>
+          </w:p>
+        </w:tc>
+      </w:tr>
+      <w:tr>
+        <w:tc>
+          <w:tcPr/>
+          <w:p>
+            <w:pPr>
+              <w:pStyle w:val="Compact"/>
+              <w:jc w:val="left"/>
+            </w:pPr>
+            <w:r>
+              <w:t xml:space="preserve">「日本初」</w:t>
+            </w:r>
+          </w:p>
+        </w:tc>
+        <w:tc>
+          <w:tcPr/>
+          <w:p>
+            <w:pPr>
+              <w:pStyle w:val="Compact"/>
+              <w:jc w:val="left"/>
+            </w:pPr>
+            <w:r>
+              <w:t xml:space="preserve">根拠は「自社調べ（2026/10/1 Web調査）」。比較対象のツール数は非公表</w:t>
+            </w:r>
+          </w:p>
+        </w:tc>
+        <w:tc>
+          <w:tcPr/>
+          <w:p>
+            <w:pPr>
+              <w:pStyle w:val="Compact"/>
+              <w:jc w:val="left"/>
+            </w:pPr>
+            <w:r>
+              <w:t xml:space="preserve">優良誤認リスク。広告審査で裏づけを求められる可能性</w:t>
+            </w:r>
+          </w:p>
+        </w:tc>
+      </w:tr>
+      <w:tr>
+        <w:tc>
+          <w:tcPr/>
+          <w:p>
+            <w:pPr>
+              <w:pStyle w:val="Compact"/>
+              <w:jc w:val="left"/>
+            </w:pPr>
+            <w:r>
+              <w:t xml:space="preserve">商標</w:t>
+            </w:r>
+          </w:p>
+        </w:tc>
+        <w:tc>
+          <w:tcPr/>
+          <w:p>
+            <w:pPr>
+              <w:pStyle w:val="Compact"/>
+              <w:jc w:val="left"/>
+            </w:pPr>
+            <w:r>
+              <w:t xml:space="preserve">「みえるクラウド」は株式会社CONNECTIONSの登録商標。</w:t>
+            </w:r>
+            <w:r>
+              <w:rPr>
+                <w:bCs/>
+                <w:b/>
+              </w:rPr>
+              <w:t xml:space="preserve">同社は代表の所有企業であり、問題なし</w:t>
+            </w:r>
+            <w:r>
+              <w:t xml:space="preserve">（当社確認済み）</w:t>
+            </w:r>
+          </w:p>
+        </w:tc>
+        <w:tc>
+          <w:tcPr/>
+          <w:p>
+            <w:pPr>
+              <w:pStyle w:val="Compact"/>
+              <w:jc w:val="left"/>
+            </w:pPr>
+            <w:r>
+              <w:t xml:space="preserve">対応不要</w:t>
             </w:r>
           </w:p>
         </w:tc>
@@ -1490,7 +1487,17 @@
               <w:t xml:space="preserve">制約</w:t>
             </w:r>
             <w:r>
-              <w:t xml:space="preserve">：「AIが評価資料を作る」訴求は、最終判断は人が行う設計とセットで示す必要</w:t>
+              <w:t xml:space="preserve">：「AIが評価資料を作る」訴求は、最終判断は人が行う設計とセットで示す必要。</w:t>
+            </w:r>
+            <w:r>
+              <w:rPr>
+                <w:bCs/>
+                <w:b/>
+              </w:rPr>
+              <w:t xml:space="preserve">当社はAIだけで評価を決める使い方を推奨しておらず、方針とは一致している</w:t>
+            </w:r>
+            <w:r>
+              <w:t xml:space="preserve">。この方針を対外的に明文化することが次の課題</w:t>
             </w:r>
           </w:p>
         </w:tc>
@@ -3347,7 +3354,7 @@
               <w:jc w:val="left"/>
             </w:pPr>
             <w:r>
-              <w:t xml:space="preserve">受賞・メディア掲載はあるが、認知は限定的。商標の帰属に論点あり</w:t>
+              <w:t xml:space="preserve">受賞・メディア掲載はあるが、認知は限定的</w:t>
             </w:r>
           </w:p>
         </w:tc>
@@ -3859,6 +3866,9 @@
             <w:r>
               <w:t xml:space="preserve">7. 日報AIポチという入口商材がある</w:t>
             </w:r>
+            <w:r>
+              <w:t xml:space="preserve">8. AIだけで人事評価を決める使い方を推奨しない、規制と整合した運用方針</w:t>
+            </w:r>
           </w:p>
         </w:tc>
         <w:tc>
@@ -3885,16 +3895,13 @@
               <w:t xml:space="preserve">3. 組織・財務の規模が小さく（12名・資本金300万円）、開発・CS・営業の拡張余力が乏しい</w:t>
             </w:r>
             <w:r>
-              <w:t xml:space="preserve">4. 導入社数の表記がばらつき、「日本初」の根拠が自社調べで、信頼性に疑問を持たれうる</w:t>
-            </w:r>
-            <w:r>
-              <w:t xml:space="preserve">5. 商標が他社名義</w:t>
-            </w:r>
-            <w:r>
-              <w:t xml:space="preserve">6. ブランド認知が限定的</w:t>
-            </w:r>
-            <w:r>
-              <w:t xml:space="preserve">7. 差別化がMCPの1点に集中している</w:t>
+              <w:t xml:space="preserve">4. 「日本初」の根拠が自社調べで、第三者による裏づけがない。外部媒体に旧い導入社数が残っている</w:t>
+            </w:r>
+            <w:r>
+              <w:t xml:space="preserve">5. ブランド認知が限定的</w:t>
+            </w:r>
+            <w:r>
+              <w:t xml:space="preserve">6. 差別化がMCPの1点に集中している</w:t>
             </w:r>
           </w:p>
         </w:tc>
@@ -4178,10 +4185,10 @@
               <w:t xml:space="preserve">WT：リスク回避</w:t>
             </w:r>
             <w:r>
-              <w:t xml:space="preserve">・商標の帰属・使用許諾の整理（最優先）</w:t>
-            </w:r>
-            <w:r>
-              <w:t xml:space="preserve">・導入社数・「日本初」の根拠を社内で確定し、表記を統一</w:t>
+              <w:t xml:space="preserve">・「日本初」の根拠資料を整備し、比較サイト等の導入社数を公式値（300社以上）に更新</w:t>
+            </w:r>
+            <w:r>
+              <w:t xml:space="preserve">・「AIだけで評価を決めない」運用ガイドを製品・規程テンプレートに組み込み、監視批判・規制強化に先回りする</w:t>
             </w:r>
             <w:r>
               <w:t xml:space="preserve">・セキュリティ第三者認証（ISMAP/ISO27001等の検討）、MCP連携の脆弱性診断</w:t>
@@ -4624,7 +4631,7 @@
         <w:t xml:space="preserve">信頼の基盤</w:t>
       </w:r>
       <w:r>
-        <w:t xml:space="preserve">：商標・導入社数・「日本初」の根拠・セキュリティ認証の整備</w:t>
+        <w:t xml:space="preserve">：「日本初」の根拠、外部媒体の掲載情報の更新、セキュリティ認証、AI評価に関する運用方針の明文化</w:t>
       </w:r>
       <w:r>
         <w:t xml:space="preserve"> </w:t>
@@ -4882,7 +4889,7 @@
         <w:t xml:space="preserve">推奨する次のステップ</w:t>
       </w:r>
       <w:r>
-        <w:t xml:space="preserve">：①社内KPIを使った定量的な現状診断、②失注・解約理由の分析（10〜20件）、③士業グループ顧問先の潜在需要調査、④商標・特許の権利関係の確認。</w:t>
+        <w:t xml:space="preserve">：①社内KPIを使った定量的な現状診断、②失注・解約理由の分析（10〜20件）、③士業グループ顧問先の潜在需要調査、④特許の権利範囲の確認と活用方針の整理。</w:t>
       </w:r>
     </w:p>
     <w:p>
